--- a/docs/comprehensive/word/portfolio-platform-visual-mockups.docx
+++ b/docs/comprehensive/word/portfolio-platform-visual-mockups.docx
@@ -12,7 +12,7 @@
     </w:p>
     <w:p>
       <w:r>
-        <w:t>Generated from Markdown sources on 2026-03-05 04:18 UTC.</w:t>
+        <w:t>Generated from Markdown sources on 2026-03-08 00:50 UTC.</w:t>
       </w:r>
     </w:p>
     <w:p/>
@@ -1632,7 +1632,15 @@
         <w:pStyle w:val="ListBullet"/>
       </w:pPr>
       <w:r>
-        <w:t>bounded request body parsing (`2mb` limits).</w:t>
+        <w:t>bounded request body parsing via `REQUEST_BODY_LIMIT` (default `6mb`).</w:t>
+      </w:r>
+    </w:p>
+    <w:p>
+      <w:pPr>
+        <w:pStyle w:val="ListBullet"/>
+      </w:pPr>
+      <w:r>
+        <w:t>dynamic GET responses marked `Cache-Control: no-store`.</w:t>
       </w:r>
     </w:p>
     <w:p/>
@@ -1764,6 +1772,33 @@
           <w:rFonts w:ascii="Consolas" w:hAnsi="Consolas"/>
           <w:sz w:val="18"/>
         </w:rPr>
+        <w:t>| Lambda alias | `live` | runtime configuration |</w:t>
+      </w:r>
+    </w:p>
+    <w:p>
+      <w:r>
+        <w:rPr>
+          <w:rFonts w:ascii="Consolas" w:hAnsi="Consolas"/>
+          <w:sz w:val="18"/>
+        </w:rPr>
+        <w:t>| Lambda architecture | `arm64` | runtime configuration |</w:t>
+      </w:r>
+    </w:p>
+    <w:p>
+      <w:r>
+        <w:rPr>
+          <w:rFonts w:ascii="Consolas" w:hAnsi="Consolas"/>
+          <w:sz w:val="18"/>
+        </w:rPr>
+        <w:t>| Lambda provisioned concurrency | `2` | runtime configuration |</w:t>
+      </w:r>
+    </w:p>
+    <w:p>
+      <w:r>
+        <w:rPr>
+          <w:rFonts w:ascii="Consolas" w:hAnsi="Consolas"/>
+          <w:sz w:val="18"/>
+        </w:rPr>
         <w:t>| Content table | `portfolio-content` | README + runtime env |</w:t>
       </w:r>
     </w:p>
@@ -2864,7 +2899,7 @@
         <w:pStyle w:val="ListBullet"/>
       </w:pPr>
       <w:r>
-        <w:t>request path cache invalidates on write methods.</w:t>
+        <w:t>dynamic API GET responses are marked `no-store`; the backend no longer keeps an in-process GET cache.</w:t>
       </w:r>
     </w:p>
     <w:p>
@@ -2896,7 +2931,7 @@
         <w:pStyle w:val="ListBullet"/>
       </w:pPr>
       <w:r>
-        <w:t>health probes expose backend readiness state for DynamoDB and Redis compatibility mode (if enabled).</w:t>
+        <w:t>scheduler publish flow suppresses stale executions via active `scheduleName` checks and cleanup paths.</w:t>
       </w:r>
     </w:p>
     <w:p>
@@ -2904,7 +2939,23 @@
         <w:pStyle w:val="ListBullet"/>
       </w:pPr>
       <w:r>
+        <w:t>health probes expose backend readiness state for DynamoDB and Redis compatibility mode (if enabled).</w:t>
+      </w:r>
+    </w:p>
+    <w:p>
+      <w:pPr>
+        <w:pStyle w:val="ListBullet"/>
+      </w:pPr>
+      <w:r>
         <w:t>`v2` read endpoints enforce bounded limits, token validation, and filter-hash guardrails.</w:t>
+      </w:r>
+    </w:p>
+    <w:p>
+      <w:pPr>
+        <w:pStyle w:val="ListBullet"/>
+      </w:pPr>
+      <w:r>
+        <w:t>`v3` route-shaped endpoints reduce merge/sort work on the frontend and avoid full-table scans in normal authoring paths.</w:t>
       </w:r>
     </w:p>
     <w:p>
